--- a/내일은행_기능명세서_v2.docx
+++ b/내일은행_기능명세서_v2.docx
@@ -19662,21 +19662,7 @@
           <w:rFonts w:ascii="Pretendard Light" w:eastAsia="Pretendard Light" w:hAnsi="Pretendard Light" w:hint="eastAsia"/>
           <w:sz w:val="40"/>
         </w:rPr>
-        <w:t xml:space="preserve">JB금융그룹 </w:t>
-      </w:r>
-      <w:r>
-        <w:rPr>
-          <w:rFonts w:ascii="Pretendard Light" w:eastAsia="Pretendard Light" w:hAnsi="Pretendard Light" w:hint="eastAsia"/>
-          <w:sz w:val="40"/>
-        </w:rPr>
-        <w:t>Fin:AI</w:t>
-      </w:r>
-      <w:r>
-        <w:rPr>
-          <w:rFonts w:ascii="Pretendard Light" w:eastAsia="Pretendard Light" w:hAnsi="Pretendard Light" w:hint="eastAsia"/>
-          <w:sz w:val="40"/>
-        </w:rPr>
-        <w:t xml:space="preserve"> Challenge 기능 명세서 </w:t>
+        <w:t xml:space="preserve">JB금융그룹 Fin:AI Challenge 기능 명세서 </w:t>
       </w:r>
     </w:p>
     <w:p>
@@ -19766,23 +19752,7 @@
                 <w:color w:val="404040"/>
                 <w:sz w:val="18"/>
               </w:rPr>
-              <w:t>. 기능 변경이력'</w:t>
-            </w:r>
-            <w:r>
-              <w:rPr>
-                <w:rFonts w:ascii="Pretendard Light" w:eastAsia="Pretendard Light" w:hAnsi="Pretendard Light"/>
-                <w:color w:val="404040"/>
-                <w:sz w:val="18"/>
-              </w:rPr>
-              <w:t>에</w:t>
-            </w:r>
-            <w:r>
-              <w:rPr>
-                <w:rFonts w:ascii="Pretendard Light" w:eastAsia="Pretendard Light" w:hAnsi="Pretendard Light"/>
-                <w:color w:val="404040"/>
-                <w:sz w:val="18"/>
-              </w:rPr>
-              <w:t xml:space="preserve"> 변경 내역을 기록하여 함께 제출합니다.</w:t>
+              <w:t>. 기능 변경이력'에 변경 내역을 기록하여 함께 제출합니다.</w:t>
             </w:r>
           </w:p>
         </w:tc>
@@ -20089,35 +20059,7 @@
           <w:rFonts w:ascii="Pretendard Light" w:eastAsia="Pretendard Light" w:hAnsi="Pretendard Light"/>
           <w:color w:val="000000"/>
         </w:rPr>
-        <w:t xml:space="preserve">1. </w:t>
-      </w:r>
-      <w:r>
-        <w:rPr>
-          <w:rFonts w:ascii="Pretendard Light" w:eastAsia="Pretendard Light" w:hAnsi="Pretendard Light"/>
-          <w:color w:val="000000"/>
-        </w:rPr>
-        <w:t>서비스</w:t>
-      </w:r>
-      <w:r>
-        <w:rPr>
-          <w:rFonts w:ascii="Pretendard Light" w:eastAsia="Pretendard Light" w:hAnsi="Pretendard Light"/>
-          <w:color w:val="000000"/>
-        </w:rPr>
-        <w:t xml:space="preserve"> </w:t>
-      </w:r>
-      <w:r>
-        <w:rPr>
-          <w:rFonts w:ascii="Pretendard Light" w:eastAsia="Pretendard Light" w:hAnsi="Pretendard Light"/>
-          <w:color w:val="000000"/>
-        </w:rPr>
-        <w:t>개요</w:t>
-      </w:r>
-      <w:r>
-        <w:rPr>
-          <w:rFonts w:ascii="Pretendard Light" w:eastAsia="Pretendard Light" w:hAnsi="Pretendard Light"/>
-          <w:color w:val="000000"/>
-        </w:rPr>
-        <w:t xml:space="preserve"> (Service)</w:t>
+        <w:t>1. 서비스 개요 (Service)</w:t>
       </w:r>
     </w:p>
     <w:tbl>
@@ -20235,25 +20177,7 @@
                 <w:color w:val="1F1F1F"/>
                 <w:sz w:val="18"/>
               </w:rPr>
-              <w:t xml:space="preserve">서비스 </w:t>
-            </w:r>
-            <w:r>
-              <w:rPr>
-                <w:rFonts w:ascii="Pretendard Light" w:eastAsia="Pretendard Light" w:hAnsi="Pretendard Light"/>
-                <w:b/>
-                <w:color w:val="1F1F1F"/>
-                <w:sz w:val="18"/>
-              </w:rPr>
-              <w:t>한줄</w:t>
-            </w:r>
-            <w:r>
-              <w:rPr>
-                <w:rFonts w:ascii="Pretendard Light" w:eastAsia="Pretendard Light" w:hAnsi="Pretendard Light"/>
-                <w:b/>
-                <w:color w:val="1F1F1F"/>
-                <w:sz w:val="18"/>
-              </w:rPr>
-              <w:t xml:space="preserve"> 소개</w:t>
+              <w:t>서비스 한줄 소개</w:t>
             </w:r>
           </w:p>
         </w:tc>
@@ -20398,7 +20322,7 @@
                 <w:b w:val="0"/>
                 <w:sz w:val="20"/>
               </w:rPr>
-              <w:t>신용대출이 아닌 ‘확정 채권의 시간차 브릿지’로 해소하는 AI Agent를 구현한다.</w:t>
+              <w:t>개별 신용평가 대출이 아닌, 시장에서 검증된 ‘확정채권 담보 단기여신’(시간차 브릿지)으로 해소하는 AI Agent를 구현한다.</w:t>
             </w:r>
           </w:p>
           <w:p/>
@@ -20528,7 +20452,7 @@
                 <w:b w:val="0"/>
                 <w:sz w:val="20"/>
               </w:rPr>
-              <w:t xml:space="preserve">             · JB우리캐피탈(팩토링 실행)</w:t>
+              <w:t xml:space="preserve">             · JB우리캐피탈(자금조달·팩토링 옵션)</w:t>
             </w:r>
           </w:p>
           <w:p>
@@ -21047,7 +20971,7 @@
                 <w:b w:val="0"/>
                 <w:sz w:val="18"/>
               </w:rPr>
-              <w:t xml:space="preserve">  선지급 재원·금리·haircut(환불률 반영)·한도 상한을 전부 결정론 규칙으로 강제(감사 가능).</w:t>
+              <w:t xml:space="preserve">  선지급 한도(정산예정액×고정 haircut)·금리/수수료 법정상한·haircut과 이자 분리·네거티브 스크리닝을 전부 결정론 규칙으로 강제(감사 가능).</w:t>
             </w:r>
           </w:p>
           <w:p/>
@@ -21075,7 +20999,7 @@
                 <w:b w:val="0"/>
                 <w:sz w:val="18"/>
               </w:rPr>
-              <w:t xml:space="preserve">  자금·채권 처리는 팩토링·선정산·여신·혁신금융 중 적합 제도 선택.</w:t>
+              <w:t xml:space="preserve">  자금·채권 처리는 1순위 광주은행 자기자금 여신(담보=확정채권·금리 법정상한 하드캡).</w:t>
             </w:r>
           </w:p>
           <w:p>
@@ -21084,7 +21008,7 @@
                 <w:b w:val="0"/>
                 <w:sz w:val="18"/>
               </w:rPr>
-              <w:t xml:space="preserve">  → JB우리캐피탈 팩토링 유력(채무자 ≠ 매입자, 규제 부담↓).</w:t>
+              <w:t xml:space="preserve">  → JB우리캐피탈 팩토링은 자금조달·위험분산 옵션(채무자 ≠ 매입자 = 그룹 해자).</w:t>
             </w:r>
           </w:p>
         </w:tc>
@@ -21394,7 +21318,7 @@
                 <w:b w:val="0"/>
                 <w:sz w:val="18"/>
               </w:rPr>
-              <w:t>정산예정·입출금·상권 데이터로 회수확률 산출.</w:t>
+              <w:t>한도 = 정산예정액 × (1 − haircut) — 기계 산식 + 네거티브 스크리닝(폐업·압류·중복양도 배제).</w:t>
             </w:r>
           </w:p>
           <w:p>
@@ -21403,10 +21327,19 @@
                 <w:b w:val="0"/>
                 <w:sz w:val="18"/>
               </w:rPr>
-              <w:t>선지급률 = 정산예정액 × (1 − 환불·취소율 − 안전버퍼).</w:t>
+              <w:t>haircut = 환불·취소율 등 채권 평가감만, 이자·수수료(기간 대가)는 분리·별도 표기.</w:t>
             </w:r>
           </w:p>
           <w:p/>
+          <w:p>
+            <w:r>
+              <w:rPr>
+                <w:b w:val="0"/>
+                <w:sz w:val="18"/>
+              </w:rPr>
+              <w:t>회수확률(GBM)은 자동/검토 라우팅용 위험 신호 — 한도를 정하지 않는다.</w:t>
+            </w:r>
+          </w:p>
           <w:p>
             <w:r>
               <w:rPr>
@@ -21467,7 +21400,7 @@
                 <w:b w:val="0"/>
                 <w:sz w:val="18"/>
               </w:rPr>
-              <w:t>출력  · 추천 선지급 한도</w:t>
+              <w:t>출력  · 선지급 한도(기계 산식)</w:t>
             </w:r>
           </w:p>
           <w:p>
@@ -21476,7 +21409,7 @@
                 <w:b w:val="0"/>
                 <w:sz w:val="18"/>
               </w:rPr>
-              <w:t xml:space="preserve">       · 회수확률</w:t>
+              <w:t xml:space="preserve">       · 회수확률(위험 신호)</w:t>
             </w:r>
           </w:p>
           <w:p>
@@ -22129,7 +22062,7 @@
                 <w:b w:val="0"/>
                 <w:sz w:val="18"/>
               </w:rPr>
-              <w:t xml:space="preserve">  (승인기준 충족 / 검토 / 미달) + SHAP 근거</w:t>
+              <w:t xml:space="preserve">  (스크리닝 통과·무위험 / 위험 플래그 / 결격) + SHAP 근거</w:t>
             </w:r>
           </w:p>
           <w:p>
@@ -22138,7 +22071,7 @@
                 <w:b w:val="0"/>
                 <w:sz w:val="18"/>
               </w:rPr>
-              <w:t>· 한도 슬라이더 ↔ 회수확률 실시간 연동</w:t>
+              <w:t>· 한도 슬라이더 ↔ 위험·회수확률 실시간 표시</w:t>
             </w:r>
           </w:p>
           <w:p>
@@ -22905,7 +22838,7 @@
                 <w:b w:val="0"/>
                 <w:sz w:val="18"/>
               </w:rPr>
-              <w:t xml:space="preserve">  · 회수확률·추천 한도 산출 (F1)</w:t>
+              <w:t xml:space="preserve">  · 한도(기계 산식)·회수확률(라우팅용) 산출 (F1)</w:t>
             </w:r>
           </w:p>
           <w:p>
@@ -23004,7 +22937,7 @@
                 <w:b w:val="0"/>
                 <w:sz w:val="18"/>
               </w:rPr>
-              <w:t xml:space="preserve">  · 규칙엔진 검증 (사전승인 정책·한도·연체)</w:t>
+              <w:t xml:space="preserve">  · 규칙엔진 검증 (네거티브 스크리닝·사전승인 정책·한도)</w:t>
             </w:r>
           </w:p>
           <w:p>
@@ -23013,7 +22946,7 @@
                 <w:b w:val="0"/>
                 <w:sz w:val="18"/>
               </w:rPr>
-              <w:t xml:space="preserve">      → [기준 충족]    자동 집행 (선지급)            ← Agent의 행동</w:t>
+              <w:t xml:space="preserve">      → [스크리닝 통과·무플래그] 자동 집행 (선지급)   ← Agent의 행동</w:t>
             </w:r>
           </w:p>
           <w:p>
@@ -23022,7 +22955,7 @@
                 <w:b w:val="0"/>
                 <w:sz w:val="18"/>
               </w:rPr>
-              <w:t xml:space="preserve">      → [검토·고위험] 은행원 에스컬레이션 → 승인 / 보류</w:t>
+              <w:t xml:space="preserve">      → [위험 플래그·고위험] 은행원 에스컬레이션 → 승인 / 보류</w:t>
             </w:r>
           </w:p>
           <w:p>
@@ -23040,7 +22973,7 @@
                 <w:b w:val="0"/>
                 <w:sz w:val="18"/>
               </w:rPr>
-              <w:t xml:space="preserve">  ※ 자동결정 거부권·설명·사후 인적재심 보장 (개인정보보호법 §37의2)</w:t>
+              <w:t xml:space="preserve">  ※ AI 단독 자동거절 아님 — 계약이행 단서 + 거부권·설명·사후 인적재심 보장 (§37의2)</w:t>
             </w:r>
           </w:p>
           <w:p>
@@ -23123,49 +23056,7 @@
           <w:rFonts w:ascii="Pretendard Light" w:eastAsia="Pretendard Light" w:hAnsi="Pretendard Light"/>
           <w:color w:val="000000"/>
         </w:rPr>
-        <w:t xml:space="preserve">5. </w:t>
-      </w:r>
-      <w:r>
-        <w:rPr>
-          <w:rFonts w:ascii="Pretendard Light" w:eastAsia="Pretendard Light" w:hAnsi="Pretendard Light"/>
-          <w:color w:val="000000"/>
-        </w:rPr>
-        <w:t>향후</w:t>
-      </w:r>
-      <w:r>
-        <w:rPr>
-          <w:rFonts w:ascii="Pretendard Light" w:eastAsia="Pretendard Light" w:hAnsi="Pretendard Light"/>
-          <w:color w:val="000000"/>
-        </w:rPr>
-        <w:t xml:space="preserve"> </w:t>
-      </w:r>
-      <w:r>
-        <w:rPr>
-          <w:rFonts w:ascii="Pretendard Light" w:eastAsia="Pretendard Light" w:hAnsi="Pretendard Light"/>
-          <w:color w:val="000000"/>
-        </w:rPr>
-        <w:t>발전</w:t>
-      </w:r>
-      <w:r>
-        <w:rPr>
-          <w:rFonts w:ascii="Pretendard Light" w:eastAsia="Pretendard Light" w:hAnsi="Pretendard Light"/>
-          <w:color w:val="000000"/>
-        </w:rPr>
-        <w:t xml:space="preserve"> </w:t>
-      </w:r>
-      <w:r>
-        <w:rPr>
-          <w:rFonts w:ascii="Pretendard Light" w:eastAsia="Pretendard Light" w:hAnsi="Pretendard Light"/>
-          <w:color w:val="000000"/>
-        </w:rPr>
-        <w:t>방향</w:t>
-      </w:r>
-      <w:r>
-        <w:rPr>
-          <w:rFonts w:ascii="Pretendard Light" w:eastAsia="Pretendard Light" w:hAnsi="Pretendard Light"/>
-          <w:color w:val="000000"/>
-        </w:rPr>
-        <w:t xml:space="preserve"> (Future Work)</w:t>
+        <w:t>5. 향후 발전 방향 (Future Work)</w:t>
       </w:r>
     </w:p>
     <w:tbl>
@@ -23277,7 +23168,7 @@
                 <w:b w:val="0"/>
                 <w:sz w:val="20"/>
               </w:rPr>
-              <w:t xml:space="preserve">  · 정산데이터 여신활용 적법근거</w:t>
+              <w:t xml:space="preserve">  · 정산데이터 여신활용 적법근거 — 소상공인 명시적 동의(실명 처리) 기반</w:t>
             </w:r>
           </w:p>
           <w:p>
@@ -23332,7 +23223,7 @@
                 <w:b w:val="0"/>
                 <w:sz w:val="20"/>
               </w:rPr>
-              <w:t xml:space="preserve">  · 가맹점은 정산금 자동 상계에 동의 필요.</w:t>
+              <w:t xml:space="preserve">  · 가맹점 사전 동의 3종 — ① 선지급 기본약정 ② 정산데이터 여신목적 활용 동의(신용정보법·실명) ③ 정산일 자동상계 동의.</w:t>
             </w:r>
           </w:p>
           <w:p>
@@ -23471,7 +23362,7 @@
                 <w:b w:val="0"/>
                 <w:sz w:val="20"/>
               </w:rPr>
-              <w:t xml:space="preserve">  · (A) JB우리캐피탈 매출채권 팩토링</w:t>
+              <w:t xml:space="preserve">  · (1순위) 은행 고유 여신 — 검증된 담보부 단기여신 구조</w:t>
             </w:r>
           </w:p>
           <w:p>
@@ -23480,7 +23371,7 @@
                 <w:b w:val="0"/>
                 <w:sz w:val="20"/>
               </w:rPr>
-              <w:t xml:space="preserve">         — 채무자 ≠ 매입자 = 제3자 팩토링</w:t>
+              <w:t xml:space="preserve">         — 재원: 자기자금 / 담보: 확정 정산예정채권 / 금리: 법정상한 하드캡</w:t>
             </w:r>
           </w:p>
           <w:p>
@@ -23489,7 +23380,7 @@
                 <w:b w:val="0"/>
                 <w:sz w:val="20"/>
               </w:rPr>
-              <w:t xml:space="preserve">         → 이자·최고금리 논쟁 회피, 캐피탈 본업</w:t>
+              <w:t xml:space="preserve">         → haircut(채권평가감)과 이자(기간 대가) 분리 — 실질이자 논란 차단</w:t>
             </w:r>
           </w:p>
           <w:p>
@@ -23498,7 +23389,7 @@
                 <w:b w:val="0"/>
                 <w:sz w:val="20"/>
               </w:rPr>
-              <w:t xml:space="preserve">  · (B) 은행 고유 여신</w:t>
+              <w:t xml:space="preserve">  · (옵션) JB우리캐피탈 매출채권 팩토링 — 채무자 ≠ 매입자, 캐피탈 본업</w:t>
             </w:r>
           </w:p>
           <w:p>
@@ -23507,7 +23398,7 @@
                 <w:b w:val="0"/>
                 <w:sz w:val="20"/>
               </w:rPr>
-              <w:t xml:space="preserve">         — 재원: 자기자금 / 금리: 법정상한 하드캡</w:t>
+              <w:t xml:space="preserve">         — 자금조달·위험분산 수단(‘이자 회피’용 아님 · 진정양도 적격성 법률검토)</w:t>
             </w:r>
           </w:p>
           <w:p>
@@ -23525,7 +23416,7 @@
                 <w:b w:val="0"/>
                 <w:sz w:val="20"/>
               </w:rPr>
-              <w:t xml:space="preserve">  · 신용정보 결합은 가명처리·동의 범위 내</w:t>
+              <w:t xml:space="preserve">  · 정산데이터 여신활용은 명시적 동의 기반 실명 처리(가명처리 아님)</w:t>
             </w:r>
           </w:p>
           <w:p/>
@@ -23535,7 +23426,7 @@
                 <w:b w:val="0"/>
                 <w:sz w:val="20"/>
               </w:rPr>
-              <w:t>■ 진정매각 인정성 (A안 보강)</w:t>
+              <w:t>■ 진정매각 인정성 (팩토링 옵션 보강)</w:t>
             </w:r>
           </w:p>
           <w:p>
@@ -23562,7 +23453,7 @@
                 <w:b w:val="0"/>
                 <w:sz w:val="20"/>
               </w:rPr>
-              <w:t xml:space="preserve">    (이자·최고금리 회피 효과 유지)</w:t>
+              <w:t xml:space="preserve">    (1순위 은행 자기자금 여신 경로에는 해당 없음)</w:t>
             </w:r>
           </w:p>
         </w:tc>
@@ -23589,21 +23480,7 @@
           <w:rFonts w:ascii="Pretendard Light" w:eastAsia="Pretendard Light" w:hAnsi="Pretendard Light"/>
           <w:color w:val="000000"/>
         </w:rPr>
-        <w:t xml:space="preserve">. </w:t>
-      </w:r>
-      <w:r>
-        <w:rPr>
-          <w:rFonts w:ascii="Pretendard Light" w:eastAsia="Pretendard Light" w:hAnsi="Pretendard Light"/>
-          <w:color w:val="000000"/>
-        </w:rPr>
-        <w:t>부록</w:t>
-      </w:r>
-      <w:r>
-        <w:rPr>
-          <w:rFonts w:ascii="Pretendard Light" w:eastAsia="Pretendard Light" w:hAnsi="Pretendard Light"/>
-          <w:color w:val="000000"/>
-        </w:rPr>
-        <w:t xml:space="preserve"> (Appendix)</w:t>
+        <w:t>. 부록 (Appendix)</w:t>
       </w:r>
     </w:p>
     <w:tbl>
@@ -23797,7 +23674,7 @@
                 <w:b w:val="0"/>
                 <w:sz w:val="18"/>
               </w:rPr>
-              <w:t xml:space="preserve">    → 3단계 신호 → haircut 한도 → SHAP</w:t>
+              <w:t xml:space="preserve">    → haircut 기계 한도 → 3단계 신호 → SHAP</w:t>
             </w:r>
           </w:p>
           <w:p>
@@ -23917,7 +23794,7 @@
                 <w:b w:val="0"/>
                 <w:sz w:val="18"/>
               </w:rPr>
-              <w:t xml:space="preserve">  · 고영향 AI (AI기본법)            — SHAP + 사람 정책승인·사후 재심</w:t>
+              <w:t xml:space="preserve">  · 고영향 AI (AI기본법)            — SHAP + 영향평가·안전성·문서화 + 사람 정책승인·사후 재심</w:t>
             </w:r>
           </w:p>
           <w:p>
@@ -23926,7 +23803,7 @@
                 <w:b w:val="0"/>
                 <w:sz w:val="18"/>
               </w:rPr>
-              <w:t xml:space="preserve">  · 자동화된 결정 (개인정보보호법 §37의2) — 사전승인 + 거부권·설명·재심</w:t>
+              <w:t xml:space="preserve">  · 자동화된 결정 (개인정보보호법 §37의2) — 한도 기계산식·자격 스크리닝(AI 단독 결정 아님) + 계약이행 단서 + 거부권·설명·재심</w:t>
             </w:r>
           </w:p>
           <w:p>
@@ -23935,7 +23812,7 @@
                 <w:b w:val="0"/>
                 <w:sz w:val="18"/>
               </w:rPr>
-              <w:t xml:space="preserve">  · 신용정보법                       — 가명처리·동의 범위</w:t>
+              <w:t xml:space="preserve">  · 신용정보법                       — 명시 동의 기반 실명 처리(가명처리 아님)</w:t>
             </w:r>
           </w:p>
           <w:p>
